--- a/docs/第XX小组-项目期末报告.docx
+++ b/docs/第XX小组-项目期末报告.docx
@@ -1813,6 +1813,61 @@
           <w:sz w:val="19"/>
         </w:rPr>
         <w:t xml:space="preserve">  → 与市场 log-odds 融合 → 最终概率 + 区间 + 情景分析 → 出图与报告</w:t>
+      </w:r>
+    </w:p>
+    <w:p>
+      <w:pPr>
+        <w:spacing w:before="120" w:after="40"/>
+        <w:jc w:val="center"/>
+      </w:pPr>
+      <w:r>
+        <w:drawing>
+          <wp:inline xmlns:a="http://schemas.openxmlformats.org/drawingml/2006/main" xmlns:pic="http://schemas.openxmlformats.org/drawingml/2006/picture">
+            <wp:extent cx="4680000" cy="2655431"/>
+            <wp:docPr id="1" name="Picture 1"/>
+            <wp:cNvGraphicFramePr>
+              <a:graphicFrameLocks noChangeAspect="1"/>
+            </wp:cNvGraphicFramePr>
+            <a:graphic>
+              <a:graphicData uri="http://schemas.openxmlformats.org/drawingml/2006/picture">
+                <pic:pic>
+                  <pic:nvPicPr>
+                    <pic:cNvPr id="0" name="fig0_pipeline.png"/>
+                    <pic:cNvPicPr/>
+                  </pic:nvPicPr>
+                  <pic:blipFill>
+                    <a:blip r:embed="rId9"/>
+                    <a:stretch>
+                      <a:fillRect/>
+                    </a:stretch>
+                  </pic:blipFill>
+                  <pic:spPr>
+                    <a:xfrm>
+                      <a:off x="0" y="0"/>
+                      <a:ext cx="4680000" cy="2655431"/>
+                    </a:xfrm>
+                    <a:prstGeom prst="rect"/>
+                  </pic:spPr>
+                </pic:pic>
+              </a:graphicData>
+            </a:graphic>
+          </wp:inline>
+        </w:drawing>
+      </w:r>
+    </w:p>
+    <w:p>
+      <w:pPr>
+        <w:spacing w:after="160"/>
+        <w:jc w:val="center"/>
+      </w:pPr>
+      <w:r>
+        <w:rPr>
+          <w:rFonts w:ascii="Times New Roman" w:hAnsi="Times New Roman" w:eastAsia="宋体"/>
+          <w:b w:val="0"/>
+          <w:color w:val="333333"/>
+          <w:sz w:val="18"/>
+        </w:rPr>
+        <w:t>图 1　项目整体流程：① 数据采集 → ② 数据处理 → ③ 建模与校准 → ④ 结果输出；底部为三个判决点，过后刷新数据并重跑模型即可更新预测。</w:t>
       </w:r>
     </w:p>
     <w:p>
@@ -3436,6 +3491,80 @@
           </w:p>
         </w:tc>
       </w:tr>
+      <w:tr>
+        <w:tc>
+          <w:tcPr>
+            <w:tcW w:type="dxa" w:w="3024"/>
+          </w:tcPr>
+          <w:p>
+            <w:pPr>
+              <w:spacing w:after="20"/>
+            </w:pPr>
+            <w:r>
+              <w:rPr>
+                <w:rFonts w:ascii="Times New Roman" w:hAnsi="Times New Roman" w:eastAsia="宋体"/>
+                <w:sz w:val="18"/>
+              </w:rPr>
+            </w:r>
+            <w:r>
+              <w:rPr>
+                <w:rFonts w:ascii="Times New Roman" w:hAnsi="Times New Roman" w:eastAsia="宋体"/>
+                <w:b w:val="0"/>
+                <w:sz w:val="18"/>
+              </w:rPr>
+              <w:t>scripts/make_pipeline_figure.py</w:t>
+            </w:r>
+          </w:p>
+        </w:tc>
+        <w:tc>
+          <w:tcPr>
+            <w:tcW w:type="dxa" w:w="3024"/>
+          </w:tcPr>
+          <w:p>
+            <w:pPr>
+              <w:spacing w:after="20"/>
+            </w:pPr>
+            <w:r>
+              <w:rPr>
+                <w:rFonts w:ascii="Times New Roman" w:hAnsi="Times New Roman" w:eastAsia="宋体"/>
+                <w:sz w:val="18"/>
+              </w:rPr>
+            </w:r>
+            <w:r>
+              <w:rPr>
+                <w:rFonts w:ascii="Times New Roman" w:hAnsi="Times New Roman" w:eastAsia="宋体"/>
+                <w:b w:val="0"/>
+                <w:sz w:val="18"/>
+              </w:rPr>
+              <w:t>生成整体流程示意图（图 1）</w:t>
+            </w:r>
+          </w:p>
+        </w:tc>
+        <w:tc>
+          <w:tcPr>
+            <w:tcW w:type="dxa" w:w="3024"/>
+          </w:tcPr>
+          <w:p>
+            <w:pPr>
+              <w:spacing w:after="20"/>
+            </w:pPr>
+            <w:r>
+              <w:rPr>
+                <w:rFonts w:ascii="Times New Roman" w:hAnsi="Times New Roman" w:eastAsia="宋体"/>
+                <w:sz w:val="18"/>
+              </w:rPr>
+            </w:r>
+            <w:r>
+              <w:rPr>
+                <w:rFonts w:ascii="Times New Roman" w:hAnsi="Times New Roman" w:eastAsia="宋体"/>
+                <w:b w:val="0"/>
+                <w:sz w:val="18"/>
+              </w:rPr>
+              <w:t>figures/fig0_pipeline.png</w:t>
+            </w:r>
+          </w:p>
+        </w:tc>
+      </w:tr>
     </w:tbl>
     <w:p>
       <w:pPr>
@@ -3517,7 +3646,7 @@
           <w:rFonts w:ascii="Consolas" w:hAnsi="Consolas" w:eastAsia="Consolas"/>
           <w:sz w:val="19"/>
         </w:rPr>
-        <w:t>python scripts/calibrate_model.py         # 校准 + 融合 + 情景（约 4 秒）</w:t>
+        <w:t xml:space="preserve"> python scripts/calibrate_model.py         # 校准 + 融合 + 情景（约 4 秒）</w:t>
       </w:r>
     </w:p>
     <w:p>
@@ -3530,36 +3659,33 @@
           <w:rFonts w:ascii="Consolas" w:hAnsi="Consolas" w:eastAsia="Consolas"/>
           <w:sz w:val="19"/>
         </w:rPr>
-        <w:t>python scripts/make_figures.py</w:t>
+        <w:t xml:space="preserve"> python scripts/make_figures.py</w:t>
       </w:r>
     </w:p>
     <w:p>
       <w:pPr>
-        <w:ind w:firstLine="420"/>
-      </w:pPr>
-      <w:r>
-        <w:rPr>
-          <w:rFonts w:ascii="Times New Roman" w:hAnsi="Times New Roman" w:eastAsia="宋体"/>
-          <w:b w:val="0"/>
-          <w:sz w:val="21"/>
-        </w:rPr>
-        <w:t xml:space="preserve">全部随机数使用固定种子 </w:t>
-      </w:r>
+        <w:spacing w:after="40"/>
+        <w:ind w:left="567"/>
+      </w:pPr>
       <w:r>
         <w:rPr>
           <w:rFonts w:ascii="Consolas" w:hAnsi="Consolas" w:eastAsia="Consolas"/>
-          <w:b w:val="0"/>
-          <w:sz w:val="21"/>
-        </w:rPr>
-        <w:t>20261007</w:t>
-      </w:r>
-      <w:r>
-        <w:rPr>
-          <w:rFonts w:ascii="Times New Roman" w:hAnsi="Times New Roman" w:eastAsia="宋体"/>
-          <w:b w:val="0"/>
-          <w:sz w:val="21"/>
-        </w:rPr>
-        <w:t>，结果可完全复现。</w:t>
+          <w:sz w:val="19"/>
+        </w:rPr>
+        <w:t xml:space="preserve"> python scripts/make_pipeline_figure.py    # 整体流程示意图（图 1）</w:t>
+      </w:r>
+    </w:p>
+    <w:p>
+      <w:pPr>
+        <w:spacing w:after="40"/>
+        <w:ind w:left="567"/>
+      </w:pPr>
+      <w:r>
+        <w:rPr>
+          <w:rFonts w:ascii="Consolas" w:hAnsi="Consolas" w:eastAsia="Consolas"/>
+          <w:sz w:val="19"/>
+        </w:rPr>
+        <w:t>全部随机数使用固定种子 `20261007`，结果可完全复现。</w:t>
       </w:r>
     </w:p>
     <w:p>
@@ -9897,7 +10023,7 @@
         <w:drawing>
           <wp:inline xmlns:a="http://schemas.openxmlformats.org/drawingml/2006/main" xmlns:pic="http://schemas.openxmlformats.org/drawingml/2006/picture">
             <wp:extent cx="4680000" cy="1974894"/>
-            <wp:docPr id="1" name="Picture 1"/>
+            <wp:docPr id="2" name="Picture 2"/>
             <wp:cNvGraphicFramePr>
               <a:graphicFrameLocks noChangeAspect="1"/>
             </wp:cNvGraphicFramePr>
@@ -9909,7 +10035,7 @@
                     <pic:cNvPicPr/>
                   </pic:nvPicPr>
                   <pic:blipFill>
-                    <a:blip r:embed="rId9"/>
+                    <a:blip r:embed="rId10"/>
                     <a:stretch>
                       <a:fillRect/>
                     </a:stretch>
@@ -9952,7 +10078,7 @@
         <w:drawing>
           <wp:inline xmlns:a="http://schemas.openxmlformats.org/drawingml/2006/main" xmlns:pic="http://schemas.openxmlformats.org/drawingml/2006/picture">
             <wp:extent cx="4680000" cy="2077787"/>
-            <wp:docPr id="2" name="Picture 2"/>
+            <wp:docPr id="3" name="Picture 3"/>
             <wp:cNvGraphicFramePr>
               <a:graphicFrameLocks noChangeAspect="1"/>
             </wp:cNvGraphicFramePr>
@@ -9964,7 +10090,7 @@
                     <pic:cNvPicPr/>
                   </pic:nvPicPr>
                   <pic:blipFill>
-                    <a:blip r:embed="rId10"/>
+                    <a:blip r:embed="rId11"/>
                     <a:stretch>
                       <a:fillRect/>
                     </a:stretch>
@@ -10007,7 +10133,7 @@
         <w:drawing>
           <wp:inline xmlns:a="http://schemas.openxmlformats.org/drawingml/2006/main" xmlns:pic="http://schemas.openxmlformats.org/drawingml/2006/picture">
             <wp:extent cx="4680000" cy="2200596"/>
-            <wp:docPr id="3" name="Picture 3"/>
+            <wp:docPr id="4" name="Picture 4"/>
             <wp:cNvGraphicFramePr>
               <a:graphicFrameLocks noChangeAspect="1"/>
             </wp:cNvGraphicFramePr>
@@ -10019,7 +10145,7 @@
                     <pic:cNvPicPr/>
                   </pic:nvPicPr>
                   <pic:blipFill>
-                    <a:blip r:embed="rId11"/>
+                    <a:blip r:embed="rId12"/>
                     <a:stretch>
                       <a:fillRect/>
                     </a:stretch>
@@ -10062,7 +10188,7 @@
         <w:drawing>
           <wp:inline xmlns:a="http://schemas.openxmlformats.org/drawingml/2006/main" xmlns:pic="http://schemas.openxmlformats.org/drawingml/2006/picture">
             <wp:extent cx="4680000" cy="2087745"/>
-            <wp:docPr id="4" name="Picture 4"/>
+            <wp:docPr id="5" name="Picture 5"/>
             <wp:cNvGraphicFramePr>
               <a:graphicFrameLocks noChangeAspect="1"/>
             </wp:cNvGraphicFramePr>
@@ -10074,7 +10200,7 @@
                     <pic:cNvPicPr/>
                   </pic:nvPicPr>
                   <pic:blipFill>
-                    <a:blip r:embed="rId12"/>
+                    <a:blip r:embed="rId13"/>
                     <a:stretch>
                       <a:fillRect/>
                     </a:stretch>
@@ -10117,7 +10243,7 @@
         <w:drawing>
           <wp:inline xmlns:a="http://schemas.openxmlformats.org/drawingml/2006/main" xmlns:pic="http://schemas.openxmlformats.org/drawingml/2006/picture">
             <wp:extent cx="4680000" cy="2086265"/>
-            <wp:docPr id="5" name="Picture 5"/>
+            <wp:docPr id="6" name="Picture 6"/>
             <wp:cNvGraphicFramePr>
               <a:graphicFrameLocks noChangeAspect="1"/>
             </wp:cNvGraphicFramePr>
@@ -10129,7 +10255,7 @@
                     <pic:cNvPicPr/>
                   </pic:nvPicPr>
                   <pic:blipFill>
-                    <a:blip r:embed="rId13"/>
+                    <a:blip r:embed="rId14"/>
                     <a:stretch>
                       <a:fillRect/>
                     </a:stretch>
@@ -10172,7 +10298,7 @@
         <w:drawing>
           <wp:inline xmlns:a="http://schemas.openxmlformats.org/drawingml/2006/main" xmlns:pic="http://schemas.openxmlformats.org/drawingml/2006/picture">
             <wp:extent cx="4680000" cy="2401674"/>
-            <wp:docPr id="6" name="Picture 6"/>
+            <wp:docPr id="7" name="Picture 7"/>
             <wp:cNvGraphicFramePr>
               <a:graphicFrameLocks noChangeAspect="1"/>
             </wp:cNvGraphicFramePr>
@@ -10184,7 +10310,7 @@
                     <pic:cNvPicPr/>
                   </pic:nvPicPr>
                   <pic:blipFill>
-                    <a:blip r:embed="rId14"/>
+                    <a:blip r:embed="rId15"/>
                     <a:stretch>
                       <a:fillRect/>
                     </a:stretch>
@@ -11094,7 +11220,7 @@
           <w:rFonts w:ascii="Consolas" w:hAnsi="Consolas" w:eastAsia="Consolas"/>
           <w:sz w:val="19"/>
         </w:rPr>
-        <w:t>python scripts/milestone_model.py</w:t>
+        <w:t xml:space="preserve"> python scripts/milestone_model.py</w:t>
       </w:r>
     </w:p>
     <w:p>
@@ -11107,7 +11233,7 @@
           <w:rFonts w:ascii="Consolas" w:hAnsi="Consolas" w:eastAsia="Consolas"/>
           <w:sz w:val="19"/>
         </w:rPr>
-        <w:t>python scripts/calibrate_model.py</w:t>
+        <w:t xml:space="preserve"> python scripts/calibrate_model.py</w:t>
       </w:r>
     </w:p>
     <w:p>
@@ -11120,76 +11246,33 @@
           <w:rFonts w:ascii="Consolas" w:hAnsi="Consolas" w:eastAsia="Consolas"/>
           <w:sz w:val="19"/>
         </w:rPr>
-        <w:t>python scripts/make_figures.py</w:t>
+        <w:t xml:space="preserve"> python scripts/make_figures.py</w:t>
       </w:r>
     </w:p>
     <w:p>
       <w:pPr>
-        <w:ind w:firstLine="420"/>
-      </w:pPr>
-      <w:r>
-        <w:rPr>
-          <w:rFonts w:ascii="Times New Roman" w:hAnsi="Times New Roman" w:eastAsia="宋体"/>
-          <w:b/>
-          <w:sz w:val="21"/>
-        </w:rPr>
-        <w:t>环境</w:t>
-      </w:r>
-      <w:r>
-        <w:rPr>
-          <w:rFonts w:ascii="Times New Roman" w:hAnsi="Times New Roman" w:eastAsia="宋体"/>
-          <w:b w:val="0"/>
-          <w:sz w:val="21"/>
-        </w:rPr>
-        <w:t xml:space="preserve">：Windows + Python 3.13，依赖 </w:t>
-      </w:r>
+        <w:spacing w:after="40"/>
+        <w:ind w:left="567"/>
+      </w:pPr>
       <w:r>
         <w:rPr>
           <w:rFonts w:ascii="Consolas" w:hAnsi="Consolas" w:eastAsia="Consolas"/>
-          <w:b w:val="0"/>
-          <w:sz w:val="21"/>
-        </w:rPr>
-        <w:t>numpy</w:t>
-      </w:r>
-      <w:r>
-        <w:rPr>
-          <w:rFonts w:ascii="Times New Roman" w:hAnsi="Times New Roman" w:eastAsia="宋体"/>
-          <w:b w:val="0"/>
-          <w:sz w:val="21"/>
-        </w:rPr>
-        <w:t>、</w:t>
-      </w:r>
+          <w:sz w:val="19"/>
+        </w:rPr>
+        <w:t xml:space="preserve"> python scripts/make_pipeline_figure.py</w:t>
+      </w:r>
+    </w:p>
+    <w:p>
+      <w:pPr>
+        <w:spacing w:after="40"/>
+        <w:ind w:left="567"/>
+      </w:pPr>
       <w:r>
         <w:rPr>
           <w:rFonts w:ascii="Consolas" w:hAnsi="Consolas" w:eastAsia="Consolas"/>
-          <w:b w:val="0"/>
-          <w:sz w:val="21"/>
-        </w:rPr>
-        <w:t>matplotlib</w:t>
-      </w:r>
-      <w:r>
-        <w:rPr>
-          <w:rFonts w:ascii="Times New Roman" w:hAnsi="Times New Roman" w:eastAsia="宋体"/>
-          <w:b w:val="0"/>
-          <w:sz w:val="21"/>
-        </w:rPr>
-        <w:t>、</w:t>
-      </w:r>
-      <w:r>
-        <w:rPr>
-          <w:rFonts w:ascii="Consolas" w:hAnsi="Consolas" w:eastAsia="Consolas"/>
-          <w:b w:val="0"/>
-          <w:sz w:val="21"/>
-        </w:rPr>
-        <w:t>requests</w:t>
-      </w:r>
-      <w:r>
-        <w:rPr>
-          <w:rFonts w:ascii="Times New Roman" w:hAnsi="Times New Roman" w:eastAsia="宋体"/>
-          <w:b w:val="0"/>
-          <w:sz w:val="21"/>
-        </w:rPr>
-        <w:t>。</w:t>
+          <w:sz w:val="19"/>
+        </w:rPr>
+        <w:t>**环境**：Windows + Python 3.13，依赖 `numpy`、`matplotlib`、`requests`。</w:t>
       </w:r>
     </w:p>
     <w:p>

--- a/docs/第XX小组-项目期末报告.docx
+++ b/docs/第XX小组-项目期末报告.docx
@@ -1340,7 +1340,7 @@
           <w:b w:val="0"/>
           <w:sz w:val="21"/>
         </w:rPr>
-        <w:t>但不会无限拖延”的直觉。由于日期是离散的，模型还施加两项现实约束：路演启动日</w:t>
+        <w:t>但不会无限拖延”的直觉。由于日期是离散的，模型还施加三项现实约束：路演启动日与挂牌日</w:t>
       </w:r>
     </w:p>
     <w:p>
@@ -1353,7 +1353,7 @@
           <w:b/>
           <w:sz w:val="21"/>
         </w:rPr>
-        <w:t>snap 到最近的周一</w:t>
+        <w:t>均 snap 到周一</w:t>
       </w:r>
       <w:r>
         <w:rPr>
@@ -1361,13 +1361,21 @@
           <w:b w:val="0"/>
           <w:sz w:val="21"/>
         </w:rPr>
-        <w:t>（IPO 路演不在周末启动），挂牌日 snap 到工作日并</w:t>
+        <w:t>（路演不会在周末启动；大额 IPO 首日通常安排在周一以配合定价节奏，</w:t>
       </w:r>
     </w:p>
     <w:p>
       <w:pPr>
         <w:ind w:firstLine="420"/>
       </w:pPr>
+      <w:r>
+        <w:rPr>
+          <w:rFonts w:ascii="Times New Roman" w:hAnsi="Times New Roman" w:eastAsia="宋体"/>
+          <w:b w:val="0"/>
+          <w:sz w:val="21"/>
+        </w:rPr>
+        <w:t>这是一个偏保守的设定），并</w:t>
+      </w:r>
       <w:r>
         <w:rPr>
           <w:rFonts w:ascii="Times New Roman" w:hAnsi="Times New Roman" w:eastAsia="宋体"/>
@@ -1748,6 +1756,52 @@
           <w:sz w:val="21"/>
         </w:rPr>
         <w:t>）× 融合权重（0.25 / 0.35 / 0.50）”的包络。</w:t>
+      </w:r>
+    </w:p>
+    <w:p>
+      <w:pPr>
+        <w:ind w:left="420"/>
+      </w:pPr>
+      <w:r>
+        <w:rPr>
+          <w:rFonts w:ascii="Times New Roman" w:hAnsi="Times New Roman" w:eastAsia="宋体"/>
+          <w:b w:val="0"/>
+          <w:color w:val="555555"/>
+          <w:sz w:val="19"/>
+        </w:rPr>
+        <w:t>§3.1–3.4 每一步的完整原理——与替代方案的逐条对比、公式推导、实现要点与易错点——</w:t>
+      </w:r>
+    </w:p>
+    <w:p>
+      <w:pPr>
+        <w:ind w:left="420"/>
+      </w:pPr>
+      <w:r>
+        <w:rPr>
+          <w:rFonts w:ascii="Times New Roman" w:hAnsi="Times New Roman" w:eastAsia="宋体"/>
+          <w:b w:val="0"/>
+          <w:color w:val="555555"/>
+          <w:sz w:val="19"/>
+        </w:rPr>
+        <w:t xml:space="preserve">见配套文档 </w:t>
+      </w:r>
+      <w:r>
+        <w:rPr>
+          <w:rFonts w:ascii="Consolas" w:hAnsi="Consolas" w:eastAsia="Consolas"/>
+          <w:b w:val="0"/>
+          <w:color w:val="555555"/>
+          <w:sz w:val="19"/>
+        </w:rPr>
+        <w:t>docs/项目原理说明.md</w:t>
+      </w:r>
+      <w:r>
+        <w:rPr>
+          <w:rFonts w:ascii="Times New Roman" w:hAnsi="Times New Roman" w:eastAsia="宋体"/>
+          <w:b w:val="0"/>
+          <w:color w:val="555555"/>
+          <w:sz w:val="19"/>
+        </w:rPr>
+        <w:t>（与图 1 的编号一一对应）。</w:t>
       </w:r>
     </w:p>
     <w:p>

--- a/docs/第XX小组-项目期末报告.docx
+++ b/docs/第XX小组-项目期末报告.docx
@@ -9125,10 +9125,18 @@
             <w:r>
               <w:rPr>
                 <w:rFonts w:ascii="Times New Roman" w:hAnsi="Times New Roman" w:eastAsia="宋体"/>
+                <w:b/>
+                <w:sz w:val="18"/>
+              </w:rPr>
+              <w:t>A 数据与流水线</w:t>
+            </w:r>
+            <w:r>
+              <w:rPr>
+                <w:rFonts w:ascii="Times New Roman" w:hAnsi="Times New Roman" w:eastAsia="宋体"/>
                 <w:b w:val="0"/>
                 <w:sz w:val="18"/>
               </w:rPr>
-              <w:t>选题、模型设计、蒙特卡洛引擎实现、参数校准</w:t>
+              <w:t>：Polymarket / Kalshi / 新闻采集，期限结构、宽表与跳变检测，判决点数据刷新，复现脚本</w:t>
             </w:r>
           </w:p>
         </w:tc>
@@ -9145,6 +9153,14 @@
                 <w:rFonts w:ascii="Times New Roman" w:hAnsi="Times New Roman" w:eastAsia="宋体"/>
                 <w:sz w:val="18"/>
               </w:rPr>
+            </w:r>
+            <w:r>
+              <w:rPr>
+                <w:rFonts w:ascii="Times New Roman" w:hAnsi="Times New Roman" w:eastAsia="宋体"/>
+                <w:b w:val="0"/>
+                <w:sz w:val="18"/>
+              </w:rPr>
+              <w:t>25%</w:t>
             </w:r>
           </w:p>
         </w:tc>
@@ -9207,10 +9223,18 @@
             <w:r>
               <w:rPr>
                 <w:rFonts w:ascii="Times New Roman" w:hAnsi="Times New Roman" w:eastAsia="宋体"/>
+                <w:b/>
+                <w:sz w:val="18"/>
+              </w:rPr>
+              <w:t>B 模型与校准</w:t>
+            </w:r>
+            <w:r>
+              <w:rPr>
+                <w:rFonts w:ascii="Times New Roman" w:hAnsi="Times New Roman" w:eastAsia="宋体"/>
                 <w:b w:val="0"/>
                 <w:sz w:val="18"/>
               </w:rPr>
-              <w:t>数据采集（Polymarket / Kalshi / 新闻）、清洗与跳变检测</w:t>
+              <w:t>：门控蒙特卡洛引擎，未校准基线，三阶段网格校准，市场融合与敏感性分析</w:t>
             </w:r>
           </w:p>
         </w:tc>
@@ -9227,6 +9251,14 @@
                 <w:rFonts w:ascii="Times New Roman" w:hAnsi="Times New Roman" w:eastAsia="宋体"/>
                 <w:sz w:val="18"/>
               </w:rPr>
+            </w:r>
+            <w:r>
+              <w:rPr>
+                <w:rFonts w:ascii="Times New Roman" w:hAnsi="Times New Roman" w:eastAsia="宋体"/>
+                <w:b w:val="0"/>
+                <w:sz w:val="18"/>
+              </w:rPr>
+              <w:t>25%</w:t>
             </w:r>
           </w:p>
         </w:tc>
@@ -9289,10 +9321,18 @@
             <w:r>
               <w:rPr>
                 <w:rFonts w:ascii="Times New Roman" w:hAnsi="Times New Roman" w:eastAsia="宋体"/>
+                <w:b/>
+                <w:sz w:val="18"/>
+              </w:rPr>
+              <w:t>C 报告与图表</w:t>
+            </w:r>
+            <w:r>
+              <w:rPr>
+                <w:rFonts w:ascii="Times New Roman" w:hAnsi="Times New Roman" w:eastAsia="宋体"/>
                 <w:b w:val="0"/>
                 <w:sz w:val="18"/>
               </w:rPr>
-              <w:t>报告撰写、图表制作、展示材料</w:t>
+              <w:t>：报告撰写与排版，fig1–fig6 生成与一致性核对，参考文献与提交版 Word</w:t>
             </w:r>
           </w:p>
         </w:tc>
@@ -9309,6 +9349,14 @@
                 <w:rFonts w:ascii="Times New Roman" w:hAnsi="Times New Roman" w:eastAsia="宋体"/>
                 <w:sz w:val="18"/>
               </w:rPr>
+            </w:r>
+            <w:r>
+              <w:rPr>
+                <w:rFonts w:ascii="Times New Roman" w:hAnsi="Times New Roman" w:eastAsia="宋体"/>
+                <w:b w:val="0"/>
+                <w:sz w:val="18"/>
+              </w:rPr>
+              <w:t>25%</w:t>
             </w:r>
           </w:p>
         </w:tc>
@@ -9371,10 +9419,18 @@
             <w:r>
               <w:rPr>
                 <w:rFonts w:ascii="Times New Roman" w:hAnsi="Times New Roman" w:eastAsia="宋体"/>
+                <w:b/>
+                <w:sz w:val="18"/>
+              </w:rPr>
+              <w:t>D 展示与交付</w:t>
+            </w:r>
+            <w:r>
+              <w:rPr>
+                <w:rFonts w:ascii="Times New Roman" w:hAnsi="Times New Roman" w:eastAsia="宋体"/>
                 <w:b w:val="0"/>
                 <w:sz w:val="18"/>
               </w:rPr>
-              <w:t>证据核查与交叉验证、情景分析、答辩准备</w:t>
+              <w:t>：期末 PPT、现场 demo、Q&amp;A 准备、源代码打包与提交</w:t>
             </w:r>
           </w:p>
         </w:tc>
@@ -9392,6 +9448,14 @@
                 <w:sz w:val="18"/>
               </w:rPr>
             </w:r>
+            <w:r>
+              <w:rPr>
+                <w:rFonts w:ascii="Times New Roman" w:hAnsi="Times New Roman" w:eastAsia="宋体"/>
+                <w:b w:val="0"/>
+                <w:sz w:val="18"/>
+              </w:rPr>
+              <w:t>25%</w:t>
+            </w:r>
           </w:p>
         </w:tc>
       </w:tr>
@@ -9403,15 +9467,62 @@
     </w:p>
     <w:p>
       <w:pPr>
-        <w:ind w:firstLine="420"/>
+        <w:ind w:left="420"/>
       </w:pPr>
       <w:r>
         <w:rPr>
           <w:rFonts w:ascii="Times New Roman" w:hAnsi="Times New Roman" w:eastAsia="宋体"/>
           <w:b w:val="0"/>
-          <w:sz w:val="21"/>
-        </w:rPr>
-        <w:t>(组队与分工确定后请补齐；若小组人数少于 4 人，请删除多余行并相应合并职责。)</w:t>
+          <w:color w:val="555555"/>
+          <w:sz w:val="19"/>
+        </w:rPr>
+        <w:t xml:space="preserve">详细任务清单、文件所有权与时间线见 </w:t>
+      </w:r>
+      <w:r>
+        <w:rPr>
+          <w:rFonts w:ascii="Consolas" w:hAnsi="Consolas" w:eastAsia="Consolas"/>
+          <w:b w:val="0"/>
+          <w:color w:val="555555"/>
+          <w:sz w:val="19"/>
+        </w:rPr>
+        <w:t>docs/小组分工与进度计划.md</w:t>
+      </w:r>
+      <w:r>
+        <w:rPr>
+          <w:rFonts w:ascii="Times New Roman" w:hAnsi="Times New Roman" w:eastAsia="宋体"/>
+          <w:b w:val="0"/>
+          <w:color w:val="555555"/>
+          <w:sz w:val="19"/>
+        </w:rPr>
+        <w:t>。</w:t>
+      </w:r>
+    </w:p>
+    <w:p>
+      <w:pPr>
+        <w:ind w:left="420"/>
+      </w:pPr>
+      <w:r>
+        <w:rPr>
+          <w:rFonts w:ascii="Times New Roman" w:hAnsi="Times New Roman" w:eastAsia="宋体"/>
+          <w:b w:val="0"/>
+          <w:color w:val="555555"/>
+          <w:sz w:val="19"/>
+        </w:rPr>
+        <w:t>组队与分工确定后请补齐姓名、学号，并按实际投入微调占比（合计 100%）；</w:t>
+      </w:r>
+    </w:p>
+    <w:p>
+      <w:pPr>
+        <w:ind w:left="420"/>
+      </w:pPr>
+      <w:r>
+        <w:rPr>
+          <w:rFonts w:ascii="Times New Roman" w:hAnsi="Times New Roman" w:eastAsia="宋体"/>
+          <w:b w:val="0"/>
+          <w:color w:val="555555"/>
+          <w:sz w:val="19"/>
+        </w:rPr>
+        <w:t>若小组人数少于 4 人，请删除多余行并相应合并职责。</w:t>
       </w:r>
     </w:p>
     <w:p>
